--- a/applications/Uptec_Mechatronics_Control_Engineer/Arunabha_Majumder_CV_Uptec.docx
+++ b/applications/Uptec_Mechatronics_Control_Engineer/Arunabha_Majumder_CV_Uptec.docx
@@ -25,7 +25,7 @@
           <w:i w:val="0"/>
           <w:sz w:val="22"/>
         </w:rPr>
-        <w:t>Mechatronics Engineer — Control Systems, Motion, System Modelling &amp; Integration (MATLAB/Simulink)</w:t>
+        <w:t>Mechatronics Engineer | Control Systems, Motion, System Modelling &amp; Integration (MATLAB/Simulink)</w:t>
       </w:r>
     </w:p>
     <w:p>

--- a/applications/Uptec_Mechatronics_Control_Engineer/Arunabha_Majumder_CV_Uptec.docx
+++ b/applications/Uptec_Mechatronics_Control_Engineer/Arunabha_Majumder_CV_Uptec.docx
@@ -268,7 +268,7 @@
         <w:spacing w:after="40"/>
       </w:pPr>
       <w:r>
-        <w:t>Built an empirical dynamic model from measurement data by fabricating pneumatic muscles and a test rig (valves, pressure sensors, DAQ) and characterising their load–displacement behaviour.</w:t>
+        <w:t>Built an empirical dynamic model from measurement data by fabricating pneumatic muscles to an existing lab design and testing them on the lab's setup (valves, pressure sensors, DAQ) and characterising their load–displacement behaviour.</w:t>
       </w:r>
     </w:p>
     <w:p>

--- a/applications/Uptec_Mechatronics_Control_Engineer/Arunabha_Majumder_CV_Uptec.docx
+++ b/applications/Uptec_Mechatronics_Control_Engineer/Arunabha_Majumder_CV_Uptec.docx
@@ -107,7 +107,7 @@
         <w:t>0.3–0.78%</w:t>
       </w:r>
       <w:r>
-        <w:t xml:space="preserve"> tracking error with a neural-network gain-scheduled PID controller</w:t>
+        <w:t xml:space="preserve"> tracking error with a gain-scheduled PID controller (I worked on the PID loop)</w:t>
       </w:r>
     </w:p>
     <w:p>
@@ -259,7 +259,7 @@
         <w:spacing w:after="40"/>
       </w:pPr>
       <w:r>
-        <w:t>Reduced position-tracking error to 0.3–0.78%, outperforming classical PID under varying load, by designing a neural-network-based gain-scheduled PID controller in MATLAB/Simulink for a highly non-linear actuator.</w:t>
+        <w:t>Brought position error down to 0.3-0.78%, better than a standard PID, by working on the outer PID loop of a neural-network gain-scheduled controller in MATLAB/Simulink. I collected the experimental data, fed it to the lab's existing neural network and used its output to set the PID gains (IEEE CONECCT 2022).</w:t>
       </w:r>
     </w:p>
     <w:p>
@@ -268,7 +268,7 @@
         <w:spacing w:after="40"/>
       </w:pPr>
       <w:r>
-        <w:t>Built an empirical dynamic model from measurement data by fabricating pneumatic muscles to an existing lab design and testing them on the lab's setup (valves, pressure sensors, DAQ) and characterising their load–displacement behaviour.</w:t>
+        <w:t>Collected load-displacement data by fabricating pneumatic muscles to an existing lab design and testing them on the lab's setup (valves, pressure sensors, DAQ).</w:t>
       </w:r>
     </w:p>
     <w:p>
@@ -334,7 +334,7 @@
         <w:t xml:space="preserve">Control engineering: </w:t>
       </w:r>
       <w:r>
-        <w:t>PID, gain scheduling, neural-network-based control, Assist-as-Needed control, motion control</w:t>
+        <w:t>PID tuning, gain scheduling, Assist-as-Needed control, motion control</w:t>
       </w:r>
     </w:p>
     <w:p>
@@ -349,7 +349,7 @@
         <w:t xml:space="preserve">Modelling &amp; analysis: </w:t>
       </w:r>
       <w:r>
-        <w:t>System dynamics, kinematics, Jacobian-based estimation, empirical modelling from test data</w:t>
+        <w:t>System dynamics, kinematics, Jacobian-based estimation, analysis of test data</w:t>
       </w:r>
     </w:p>
     <w:p>

--- a/applications/Uptec_Mechatronics_Control_Engineer/Arunabha_Majumder_CV_Uptec.docx
+++ b/applications/Uptec_Mechatronics_Control_Engineer/Arunabha_Majumder_CV_Uptec.docx
@@ -188,7 +188,7 @@
         <w:spacing w:after="40"/>
       </w:pPr>
       <w:r>
-        <w:t>Reduced user muscle effort by more than 15%, measured with EMG, by developing and implementing a control strategy (Assist-as-Needed hybrid control) on a mechatronic system, then testing and tuning it at system level.</w:t>
+        <w:t>Reduced user muscle effort by more than 15%, measured with EMG, as one of 3 people developing an Assist-as-Needed controller: I worked on the equations, such as the Fourier fit, and on how the GUI should behave, and tested it at system level.</w:t>
       </w:r>
     </w:p>
     <w:p>
